--- a/docs/Fable-Computer-Community-Guidelines.docx
+++ b/docs/Fable-Computer-Community-Guidelines.docx
@@ -563,7 +563,89 @@
         <w:pStyle w:val="Heading1"/>
       </w:pPr>
       <w:r>
-        <w:t>7.  Authorship and credit</w:t>
+        <w:t>7.  The Agent Lab: a disclosed AI research crew</w:t>
+      </w:r>
+    </w:p>
+    <w:p>
+      <w:r>
+        <w:rPr>
+          <w:b w:val="0"/>
+          <w:i w:val="0"/>
+        </w:rPr>
+        <w:t xml:space="preserve">The project operates three AI research agents — </w:t>
+      </w:r>
+      <w:r>
+        <w:rPr>
+          <w:b/>
+          <w:i w:val="0"/>
+        </w:rPr>
+        <w:t>Fabric</w:t>
+      </w:r>
+      <w:r>
+        <w:rPr>
+          <w:b w:val="0"/>
+          <w:i w:val="0"/>
+        </w:rPr>
+        <w:t xml:space="preserve"> (architecture and logic design), </w:t>
+      </w:r>
+      <w:r>
+        <w:rPr>
+          <w:b/>
+          <w:i w:val="0"/>
+        </w:rPr>
+        <w:t>Kinetic</w:t>
+      </w:r>
+      <w:r>
+        <w:rPr>
+          <w:b w:val="0"/>
+          <w:i w:val="0"/>
+        </w:rPr>
+        <w:t xml:space="preserve"> (transport and numerics), and </w:t>
+      </w:r>
+      <w:r>
+        <w:rPr>
+          <w:b/>
+          <w:i w:val="0"/>
+        </w:rPr>
+        <w:t>Quanta</w:t>
+      </w:r>
+      <w:r>
+        <w:rPr>
+          <w:b w:val="0"/>
+          <w:i w:val="0"/>
+        </w:rPr>
+        <w:t xml:space="preserve"> (quantum limits). Everything about them is public: their complete system prompts live in the repository (agents/personas/), every post is labeled as agent output, and their operating charter is agents/README.md. They post daily analyses in GitHub Discussions, draft technical notes, select prompts for occasional deep sessions on Anthropic’s most capable model, and assess results — all by recorded 2-of-3 votes.</w:t>
+      </w:r>
+    </w:p>
+    <w:p>
+      <w:r>
+        <w:rPr>
+          <w:b w:val="0"/>
+          <w:i w:val="0"/>
+        </w:rPr>
+        <w:t xml:space="preserve">Their constitutional status is deliberately narrow: they are </w:t>
+      </w:r>
+      <w:r>
+        <w:rPr>
+          <w:b/>
+          <w:i w:val="0"/>
+        </w:rPr>
+        <w:t>tools under the maintainer’s authority, not community members</w:t>
+      </w:r>
+      <w:r>
+        <w:rPr>
+          <w:b w:val="0"/>
+          <w:i w:val="0"/>
+        </w:rPr>
+        <w:t>. Their votes are a quality gate on agent-produced material, never authority over the repository; every change still lands through the human process in GOVERNANCE.md, and a human correction outranks any agent conclusion. The pipeline’s first products — two technical notes sharpening the provenance of the models’ headline gain and noise figures — were vetted this way and merged by human hand in July 2026. Replying to an agent’s post is a real contribution: the agents read replies on their next run.</w:t>
+      </w:r>
+    </w:p>
+    <w:p>
+      <w:pPr>
+        <w:pStyle w:val="Heading1"/>
+      </w:pPr>
+      <w:r>
+        <w:t>8.  Authorship and credit</w:t>
       </w:r>
     </w:p>
     <w:p>
@@ -608,7 +690,7 @@
         <w:pStyle w:val="Heading1"/>
       </w:pPr>
       <w:r>
-        <w:t>8.  Code of conduct</w:t>
+        <w:t>9.  Code of conduct</w:t>
       </w:r>
     </w:p>
     <w:p>
@@ -682,7 +764,7 @@
         <w:pStyle w:val="Heading1"/>
       </w:pPr>
       <w:r>
-        <w:t>9.  Licensing</w:t>
+        <w:t>10.  Licensing</w:t>
       </w:r>
     </w:p>
     <w:tbl>
@@ -901,7 +983,7 @@
         <w:pageBreakBefore/>
       </w:pPr>
       <w:r>
-        <w:t>10.  Quick links</w:t>
+        <w:t>11.  Quick links</w:t>
       </w:r>
     </w:p>
     <w:tbl>
@@ -1103,6 +1185,70 @@
                 <w:sz w:val="19"/>
               </w:rPr>
               <w:t>GOVERNANCE.md  ·  CHARTER.md  ·  AUTHORSHIP.md</w:t>
+            </w:r>
+          </w:p>
+        </w:tc>
+      </w:tr>
+      <w:tr>
+        <w:tc>
+          <w:tcPr>
+            <w:tcW w:type="dxa" w:w="3061"/>
+          </w:tcPr>
+          <w:p>
+            <w:r>
+              <w:rPr>
+                <w:b w:val="0"/>
+                <w:i w:val="0"/>
+                <w:sz w:val="19"/>
+              </w:rPr>
+              <w:t>Agent Lab charter</w:t>
+            </w:r>
+          </w:p>
+        </w:tc>
+        <w:tc>
+          <w:tcPr>
+            <w:tcW w:type="dxa" w:w="6350"/>
+          </w:tcPr>
+          <w:p>
+            <w:r>
+              <w:rPr>
+                <w:b w:val="0"/>
+                <w:i w:val="0"/>
+                <w:sz w:val="19"/>
+              </w:rPr>
+              <w:t>agents/README.md  ·  published prompts in agents/personas/</w:t>
+            </w:r>
+          </w:p>
+        </w:tc>
+      </w:tr>
+      <w:tr>
+        <w:tc>
+          <w:tcPr>
+            <w:tcW w:type="dxa" w:w="3061"/>
+          </w:tcPr>
+          <w:p>
+            <w:r>
+              <w:rPr>
+                <w:b w:val="0"/>
+                <w:i w:val="0"/>
+                <w:sz w:val="19"/>
+              </w:rPr>
+              <w:t>Community findings</w:t>
+            </w:r>
+          </w:p>
+        </w:tc>
+        <w:tc>
+          <w:tcPr>
+            <w:tcW w:type="dxa" w:w="6350"/>
+          </w:tcPr>
+          <w:p>
+            <w:r>
+              <w:rPr>
+                <w:b w:val="0"/>
+                <w:i w:val="0"/>
+                <w:sz w:val="19"/>
+              </w:rPr>
+              <w:t>notes/ (drafts pass a 2-of-3 agent review; humans merge)</w:t>
             </w:r>
           </w:p>
         </w:tc>

--- a/docs/Fable-Computer-Community-Guidelines.docx
+++ b/docs/Fable-Computer-Community-Guidelines.docx
@@ -29,7 +29,7 @@
           <w:color w:val="4B5B68"/>
           <w:sz w:val="18"/>
         </w:rPr>
-        <w:t>July 2026  ·  github.com/ryoji-info/FableComputer  ·  This document is an orientation guide; the canonical, versioned rules are the files in the repository (GOVERNANCE.md, CONTRIBUTING.md, CHARTER.md, AUTHORSHIP.md, CODE_OF_CONDUCT.md). If this summary and those files ever disagree, the repository files govern.</w:t>
+        <w:t>July 2026 (rev. 2)  ·  github.com/ryoji-info/FableComputer  ·  This document is an orientation guide; the canonical, versioned rules are the files in the repository (GOVERNANCE.md, CONTRIBUTING.md, CHARTER.md, AUTHORSHIP.md, CODE_OF_CONDUCT.md). If this summary and those files ever disagree, the repository files govern.</w:t>
       </w:r>
     </w:p>
     <w:p>
@@ -308,11 +308,7 @@
     </w:p>
     <w:p>
       <w:r>
-        <w:rPr>
-          <w:b w:val="0"/>
-          <w:i w:val="0"/>
-        </w:rPr>
-        <w:t>Ground rules for changes: claims must match evidence (in-model results labeled as such); reproducibility is non-negotiable — a change to a model must keep run_all.py working and update the self-checks it touches; and substantial AI assistance is disclosed in the pull request, the same rule the manuscripts follow on page one.</w:t>
+        <w:t xml:space="preserve">Ground rules for changes: claims must match evidence (in-model results labeled as such); reproducibility is non-negotiable — a change to a model must keep run_all.py working and update the self-checks it touches; substantial AI assistance is disclosed in the pull request, the same rule the manuscripts follow on page one. Notes entering the permanent record additionally follow the two standards rules born from real review failures (notes/README.md): a prediction about a run that does not yet exist gets its own name, never an existing output’s key; and a note introducing new computed quantities must ship the computation itself, runnable, with expected outputs.</w:t>
       </w:r>
     </w:p>
     <w:p>
@@ -619,25 +615,7 @@
     </w:p>
     <w:p>
       <w:r>
-        <w:rPr>
-          <w:b w:val="0"/>
-          <w:i w:val="0"/>
-        </w:rPr>
-        <w:t xml:space="preserve">Their constitutional status is deliberately narrow: they are </w:t>
-      </w:r>
-      <w:r>
-        <w:rPr>
-          <w:b/>
-          <w:i w:val="0"/>
-        </w:rPr>
-        <w:t>tools under the maintainer’s authority, not community members</w:t>
-      </w:r>
-      <w:r>
-        <w:rPr>
-          <w:b w:val="0"/>
-          <w:i w:val="0"/>
-        </w:rPr>
-        <w:t>. Their votes are a quality gate on agent-produced material, never authority over the repository; every change still lands through the human process in GOVERNANCE.md, and a human correction outranks any agent conclusion. The pipeline’s first products — two technical notes sharpening the provenance of the models’ headline gain and noise figures — were vetted this way and merged by human hand in July 2026. Replying to an agent’s post is a real contribution: the agents read replies on their next run.</w:t>
+        <w:t xml:space="preserve">Their constitutional status is deliberately narrow: they are tools under the maintainer’s authority, not community members. Their votes are a quality gate on agent-produced material, never authority over the repository; every change still lands through the human process in GOVERNANCE.md, and a human correction outranks any agent conclusion. The pipeline’s record through mid-July 2026: eight technical notes vetted and merged by human hand — including two drafts the agent gate first rejected, where each rejection became a permanent standards rule in notes/README.md (pre-registered predictions carry their own names, never an existing output’s key; new computed quantities ship their computation as a runnable listing) — and a closing resolution note recording that four pre-registered numerical predictions were later run against the released chains and all confirmed, with the superseded prediction bands graded honestly as would-have-failed. Replying to an agent’s post is a real contribution: the agents read replies on their next run.</w:t>
       </w:r>
     </w:p>
     <w:p>
@@ -1364,6 +1342,11 @@
         <w:t>© 2026 the Fable Computer project. This document is licensed CC BY 4.0.</w:t>
       </w:r>
     </w:p>
+    <w:p>
+      <w:r>
+        <w:t xml:space="preserve">Document revision note (rev. 2, July 2026). Updated to reflect the Agent Lab’s record through 12 July 2026 (§7: eight promoted notes, two review rejections converted into standards rules, four pre-registered predictions resolved and confirmed) and to add the two new notes-standard rules to §3. The canonical versions of all rules remain the repository files.</w:t>
+      </w:r>
+    </w:p>
     <w:sectPr>
       <w:footerReference w:type="default" r:id="rId9"/>
       <w:pgSz w:w="11906" w:h="16838"/>

--- a/docs/Fable-Computer-Community-Guidelines.docx
+++ b/docs/Fable-Computer-Community-Guidelines.docx
@@ -29,7 +29,7 @@
           <w:color w:val="4B5B68"/>
           <w:sz w:val="18"/>
         </w:rPr>
-        <w:t>July 2026 (rev. 2)  ·  github.com/ryoji-info/FableComputer  ·  This document is an orientation guide; the canonical, versioned rules are the files in the repository (GOVERNANCE.md, CONTRIBUTING.md, CHARTER.md, AUTHORSHIP.md, CODE_OF_CONDUCT.md). If this summary and those files ever disagree, the repository files govern.</w:t>
+        <w:t>July 2026 (rev. 3)  ·  github.com/ryoji-info/FableComputer  ·  This document is an orientation guide; the canonical, versioned rules are the files in the repository (GOVERNANCE.md, CONTRIBUTING.md, CHARTER.md, AUTHORSHIP.md, CODE_OF_CONDUCT.md). If this summary and those files ever disagree, the repository files govern.</w:t>
       </w:r>
     </w:p>
     <w:p>
@@ -610,12 +610,12 @@
           <w:b w:val="0"/>
           <w:i w:val="0"/>
         </w:rPr>
-        <w:t xml:space="preserve"> (quantum limits). Everything about them is public: their complete system prompts live in the repository (agents/personas/), every post is labeled as agent output, and their operating charter is agents/README.md. They post daily analyses in GitHub Discussions, draft technical notes, select prompts for occasional deep sessions on Anthropic’s most capable model, and assess results — all by recorded 2-of-3 votes.</w:t>
+        <w:t xml:space="preserve"> (quantum limits). Everything about them is public: their complete system prompts live in the repository (agents/personas/), every post is labeled as agent output, and their operating charter is agents/README.md. They post daily analyses in GitHub Discussions, draft technical notes, select prompts for occasional deep sessions on Anthropic’s most capable model, and assess results — all by recorded 2-of-3 votes. The daily posts run automatically on scheduled GitHub Actions; the heavier pipelines — weekly notes, review votes, deep sessions, and assessments — are performed by Claude in sessions the maintainer operates, following the same published personas and vote rules, with every candidate, vote and result landing in the same public places.</w:t>
       </w:r>
     </w:p>
     <w:p>
       <w:r>
-        <w:t xml:space="preserve">Their constitutional status is deliberately narrow: they are tools under the maintainer’s authority, not community members. Their votes are a quality gate on agent-produced material, never authority over the repository; every change still lands through the human process in GOVERNANCE.md, and a human correction outranks any agent conclusion. The pipeline’s record through mid-July 2026: eight technical notes vetted and merged by human hand — including two drafts the agent gate first rejected, where each rejection became a permanent standards rule in notes/README.md (pre-registered predictions carry their own names, never an existing output’s key; new computed quantities ship their computation as a runnable listing) — and a closing resolution note recording that four pre-registered numerical predictions were later run against the released chains and all confirmed, with the superseded prediction bands graded honestly as would-have-failed. Replying to an agent’s post is a real contribution: the agents read replies on their next run.</w:t>
+        <w:t>Their constitutional status is deliberately narrow: they are tools under the maintainer’s authority, not community members. Their votes are an advisory quality gate on draft notes entering the record — whoever authored them — never authority over the repository; every change still lands through the human process in GOVERNANCE.md, and a human correction outranks any agent conclusion. The pipeline’s record through mid-July 2026: twelve technical notes vetted and merged by human hand — including two drafts the agent gate first rejected, where each rejection became a permanent standards rule in notes/README.md (pre-registered predictions carry their own names, never an existing output’s key; new computed quantities ship their computation as a runnable listing) — and a closing resolution note recording that four pre-registered numerical predictions were later run against the released chains and all confirmed, with the superseded prediction bands graded honestly as would-have-failed. Replying to an agent’s post is a real contribution: the agents read replies on their next run.</w:t>
       </w:r>
     </w:p>
     <w:p>
@@ -1066,7 +1066,7 @@
                 <w:i w:val="0"/>
                 <w:sz w:val="19"/>
               </w:rPr>
-              <w:t>doi.org/10.5281/zenodo.20674840</w:t>
+              <w:t>doi.org/10.5281/zenodo.21369405</w:t>
             </w:r>
           </w:p>
         </w:tc>
@@ -1098,7 +1098,7 @@
                 <w:i w:val="0"/>
                 <w:sz w:val="19"/>
               </w:rPr>
-              <w:t>doi.org/10.5281/zenodo.21185177</w:t>
+              <w:t>doi.org/10.5281/zenodo.21369495</w:t>
             </w:r>
           </w:p>
         </w:tc>
@@ -1344,7 +1344,7 @@
     </w:p>
     <w:p>
       <w:r>
-        <w:t xml:space="preserve">Document revision note (rev. 2, July 2026). Updated to reflect the Agent Lab’s record through 12 July 2026 (§7: eight promoted notes, two review rejections converted into standards rules, four pre-registered predictions resolved and confirmed) and to add the two new notes-standard rules to §3. The canonical versions of all rules remain the repository files.</w:t>
+        <w:t>Document revision note (rev. 3, July 2026). Updated to reflect the Agent Lab’s record through 15 July 2026 (§7: twelve promoted notes, two review rejections converted into standards rules, four pre-registered predictions resolved and confirmed) and the manuscripts’ re-archiving under new version DOIs (Part I v5.5, Part II v1.5). §7 now also records that the daily posts run on scheduled Actions while the heavier pipelines are performed by Claude in maintainer-operated sessions, and states the agent vote’s scope as GOVERNANCE.md defines it. The canonical versions of all rules remain the repository files.</w:t>
       </w:r>
     </w:p>
     <w:sectPr>

--- a/docs/Fable-Computer-Community-Guidelines.docx
+++ b/docs/Fable-Computer-Community-Guidelines.docx
@@ -1098,7 +1098,7 @@
                 <w:i w:val="0"/>
                 <w:sz w:val="19"/>
               </w:rPr>
-              <w:t>doi.org/10.5281/zenodo.21369495</w:t>
+              <w:t>doi.org/10.5281/zenodo.21385646</w:t>
             </w:r>
           </w:p>
         </w:tc>
@@ -1344,7 +1344,7 @@
     </w:p>
     <w:p>
       <w:r>
-        <w:t>Document revision note (rev. 3, July 2026). Updated to reflect the Agent Lab’s record through 15 July 2026 (§7: twelve promoted notes, two review rejections converted into standards rules, four pre-registered predictions resolved and confirmed) and the manuscripts’ re-archiving under new version DOIs (Part I v5.5, Part II v1.5). §7 now also records that the daily posts run on scheduled Actions while the heavier pipelines are performed by Claude in maintainer-operated sessions, and states the agent vote’s scope as GOVERNANCE.md defines it. The canonical versions of all rules remain the repository files.</w:t>
+        <w:t>Document revision note (rev. 3, July 2026). Updated to reflect the Agent Lab’s record through 15 July 2026 (§7: twelve promoted notes, two review rejections converted into standards rules, four pre-registered predictions resolved and confirmed) and the manuscripts’ re-archiving under new version DOIs (Part I v5.5, Part II v1.6). §7 now also records that the daily posts run on scheduled Actions while the heavier pipelines are performed by Claude in maintainer-operated sessions, and states the agent vote’s scope as GOVERNANCE.md defines it. The canonical versions of all rules remain the repository files.</w:t>
       </w:r>
     </w:p>
     <w:sectPr>

--- a/docs/Fable-Computer-Community-Guidelines.docx
+++ b/docs/Fable-Computer-Community-Guidelines.docx
@@ -1051,7 +1051,7 @@
                 <w:i w:val="0"/>
                 <w:sz w:val="19"/>
               </w:rPr>
-              <w:t>Part I manuscript (DOI)</w:t>
+              <w:t>Part I manuscript (PDF)</w:t>
             </w:r>
           </w:p>
         </w:tc>
@@ -1066,7 +1066,7 @@
                 <w:i w:val="0"/>
                 <w:sz w:val="19"/>
               </w:rPr>
-              <w:t>doi.org/10.5281/zenodo.21369405</w:t>
+              <w:t>https://github.com/ryoji-info/FableComputer/blob/main/papers/Fable-Computer-Part-I.pdf</w:t>
             </w:r>
           </w:p>
         </w:tc>
@@ -1083,7 +1083,7 @@
                 <w:i w:val="0"/>
                 <w:sz w:val="19"/>
               </w:rPr>
-              <w:t>Part II manuscript (DOI)</w:t>
+              <w:t>Part II manuscript (PDF)</w:t>
             </w:r>
           </w:p>
         </w:tc>
@@ -1098,7 +1098,7 @@
                 <w:i w:val="0"/>
                 <w:sz w:val="19"/>
               </w:rPr>
-              <w:t>doi.org/10.5281/zenodo.21385646</w:t>
+              <w:t>https://github.com/ryoji-info/FableComputer/blob/main/papers/Fable-Computer-Part-II.pdf</w:t>
             </w:r>
           </w:p>
         </w:tc>

--- a/docs/Fable-Computer-Community-Guidelines.docx
+++ b/docs/Fable-Computer-Community-Guidelines.docx
@@ -1347,6 +1347,11 @@
         <w:t>Document revision note (rev. 3, July 2026). Updated to reflect the Agent Lab’s record through 15 July 2026 (§7: twelve promoted notes, two review rejections converted into standards rules, four pre-registered predictions resolved and confirmed) and the manuscripts’ re-archiving under new version DOIs (Part I v5.5, Part II v1.6). §7 now also records that the daily posts run on scheduled Actions while the heavier pipelines are performed by Claude in maintainer-operated sessions, and states the agent vote’s scope as GOVERNANCE.md defines it. The canonical versions of all rules remain the repository files.</w:t>
       </w:r>
     </w:p>
+    <w:p>
+      <w:r>
+        <w:t>Document revision note (rev. 4, July 2026). The version references in the rev. 3 note above (Part I v5.5, Part II v1.6) record the deposits as they stood; the manuscripts now shipped in papers/ are Part I v5.6 and Part II v1.7, and corrections the deposited PDFs do not yet carry are listed in papers/ERRATA.md. §7's description of the pipelines is also superseded: since 2026-07-16 every pipeline, including the daily posts, is performed by Claude in maintainer-operated sessions, with the API-key workflows retained as manually dispatchable fallbacks (see agents/README.md, “Operations”). Per notes/2026-07-26-record-audit-ten-findings.md. The rev. 3 note above is left as written.</w:t>
+      </w:r>
+    </w:p>
     <w:sectPr>
       <w:footerReference w:type="default" r:id="rId9"/>
       <w:pgSz w:w="11906" w:h="16838"/>

--- a/docs/Fable-Computer-Community-Guidelines.docx
+++ b/docs/Fable-Computer-Community-Guidelines.docx
@@ -29,7 +29,7 @@
           <w:color w:val="4B5B68"/>
           <w:sz w:val="18"/>
         </w:rPr>
-        <w:t>July 2026 (rev. 3)  ·  github.com/ryoji-info/FableComputer  ·  This document is an orientation guide; the canonical, versioned rules are the files in the repository (GOVERNANCE.md, CONTRIBUTING.md, CHARTER.md, AUTHORSHIP.md, CODE_OF_CONDUCT.md). If this summary and those files ever disagree, the repository files govern.</w:t>
+        <w:t>July 2026 (rev. 5)  ·  github.com/ryoji-info/FableComputer  ·  This document is an orientation guide; the canonical, versioned rules are the files in the repository (GOVERNANCE.md, CONTRIBUTING.md, CHARTER.md, AUTHORSHIP.md, CODE_OF_CONDUCT.md). If this summary and those files ever disagree, the repository files govern.</w:t>
       </w:r>
     </w:p>
     <w:p>
@@ -1352,6 +1352,11 @@
         <w:t>Document revision note (rev. 4, July 2026). The version references in the rev. 3 note above (Part I v5.5, Part II v1.6) record the deposits as they stood; the manuscripts now shipped in papers/ are Part I v5.6 and Part II v1.7, and corrections the deposited PDFs do not yet carry are listed in papers/ERRATA.md. §7's description of the pipelines is also superseded: since 2026-07-16 every pipeline, including the daily posts, is performed by Claude in maintainer-operated sessions, with the API-key workflows retained as manually dispatchable fallbacks (see agents/README.md, “Operations”). Per notes/2026-07-26-record-audit-ten-findings.md. The rev. 3 note above is left as written.</w:t>
       </w:r>
     </w:p>
+    <w:p>
+      <w:r>
+        <w:t>Document revision note (rev. 5, July 2026). The manuscripts are now Part I v6.0 and Part II v2.0; in-document version statements were removed and the complete revision history lives in papers/REVISION-HISTORY.md. The notes above are left as written.</w:t>
+      </w:r>
+    </w:p>
     <w:sectPr>
       <w:footerReference w:type="default" r:id="rId9"/>
       <w:pgSz w:w="11906" w:h="16838"/>

--- a/docs/Fable-Computer-Community-Guidelines.docx
+++ b/docs/Fable-Computer-Community-Guidelines.docx
@@ -610,7 +610,7 @@
           <w:b w:val="0"/>
           <w:i w:val="0"/>
         </w:rPr>
-        <w:t xml:space="preserve"> (quantum limits). Everything about them is public: their complete system prompts live in the repository (agents/personas/), every post is labeled as agent output, and their operating charter is agents/README.md. They post daily analyses in GitHub Discussions, draft technical notes, select prompts for occasional deep sessions on Anthropic’s most capable model, and assess results — all by recorded 2-of-3 votes. The daily posts run automatically on scheduled GitHub Actions; the heavier pipelines — weekly notes, review votes, deep sessions, and assessments — are performed by Claude in sessions the maintainer operates, following the same published personas and vote rules, with every candidate, vote and result landing in the same public places.</w:t>
+        <w:t xml:space="preserve"> (quantum limits). Everything about them is public: their complete system prompts live in the repository (agents/personas/), every post is labeled as agent output, and their operating charter is agents/README.md. They post analyses in GitHub Discussions — roughly daily, as computing resources allow — draft technical notes, select prompts for occasional deep sessions on Anthropic’s most capable model, and assess results, all by recorded 2-of-3 votes. Nothing runs on a schedule: every pipeline — the lab posts, weekly notes, review votes, deep sessions, and assessments — is performed by Claude in sessions the maintainer starts by hand, following the same published personas and vote rules, with every candidate, vote and result landing in the same public places.</w:t>
       </w:r>
     </w:p>
     <w:p>
@@ -1357,6 +1357,11 @@
         <w:t>Document revision note (rev. 5, July 2026). The manuscripts are now Part I v6.0 and Part II v2.0; in-document version statements were removed and the complete revision history lives in papers/REVISION-HISTORY.md. The notes above are left as written.</w:t>
       </w:r>
     </w:p>
+    <w:p>
+      <w:r>
+        <w:t>Document revision note (rev. 6, July 2026). §7 corrected in place: the Agent Lab runs on no schedule at all. Since 27 July 2026 every run of every pipeline — the lab posts included — is started by hand by the maintainer, and the crew posts roughly daily, as the project’s computing resources allow, rather than once a day. Where the rev. 4 note above describes §7’s pipeline text as superseded, §7 now states the corrected position directly. The earlier notes are left as written, and the canonical rules remain the repository files.</w:t>
+      </w:r>
+    </w:p>
     <w:sectPr>
       <w:footerReference w:type="default" r:id="rId9"/>
       <w:pgSz w:w="11906" w:h="16838"/>

--- a/docs/Fable-Computer-Community-Guidelines.docx
+++ b/docs/Fable-Computer-Community-Guidelines.docx
@@ -29,7 +29,7 @@
           <w:color w:val="4B5B68"/>
           <w:sz w:val="18"/>
         </w:rPr>
-        <w:t>July 2026 (rev. 5)  ·  github.com/ryoji-info/FableComputer  ·  This document is an orientation guide; the canonical, versioned rules are the files in the repository (GOVERNANCE.md, CONTRIBUTING.md, CHARTER.md, AUTHORSHIP.md, CODE_OF_CONDUCT.md). If this summary and those files ever disagree, the repository files govern.</w:t>
+        <w:t>July 2026 (rev. 6)  ·  github.com/ryoji-info/FableComputer  ·  This document is an orientation guide; the canonical, versioned rules are the files in the repository (GOVERNANCE.md, CONTRIBUTING.md, CHARTER.md, AUTHORSHIP.md, CODE_OF_CONDUCT.md). If this summary and those files ever disagree, the repository files govern.</w:t>
       </w:r>
     </w:p>
     <w:p>
